--- a/Resume-vivek-prakash-feb.docx
+++ b/Resume-vivek-prakash-feb.docx
@@ -160,7 +160,23 @@
             <w:rStyle w:val="Hyperlink"/>
             <w:rFonts w:ascii="Times New Roman" w:hAnsi="Times New Roman" w:cs="Times New Roman"/>
           </w:rPr>
-          <w:t>linkedin.com/in/itsvivekprakash/</w:t>
+          <w:t>linkedin.com/in/</w:t>
+        </w:r>
+        <w:proofErr w:type="spellStart"/>
+        <w:r>
+          <w:rPr>
+            <w:rStyle w:val="Hyperlink"/>
+            <w:rFonts w:ascii="Times New Roman" w:hAnsi="Times New Roman" w:cs="Times New Roman"/>
+          </w:rPr>
+          <w:t>itsvivekprakash</w:t>
+        </w:r>
+        <w:proofErr w:type="spellEnd"/>
+        <w:r>
+          <w:rPr>
+            <w:rStyle w:val="Hyperlink"/>
+            <w:rFonts w:ascii="Times New Roman" w:hAnsi="Times New Roman" w:cs="Times New Roman"/>
+          </w:rPr>
+          <w:t>/</w:t>
         </w:r>
       </w:hyperlink>
       <w:r>
@@ -192,6 +208,13 @@
           <w:rFonts w:ascii="Times New Roman" w:hAnsi="Times New Roman" w:cs="Times New Roman"/>
         </w:rPr>
         <w:tab/>
+      </w:r>
+      <w:bookmarkStart w:id="0" w:name="_GoBack"/>
+      <w:bookmarkEnd w:id="0"/>
+      <w:r>
+        <w:rPr>
+          <w:rFonts w:ascii="Times New Roman" w:hAnsi="Times New Roman" w:cs="Times New Roman"/>
+        </w:rPr>
         <w:t xml:space="preserve">   </w:t>
       </w:r>
       <w:r>
@@ -210,8 +233,7 @@
         <w:rPr>
           <w:rFonts w:ascii="Times New Roman" w:hAnsi="Times New Roman" w:cs="Times New Roman"/>
         </w:rPr>
-        <w:tab/>
-        <w:t xml:space="preserve"> </w:t>
+        <w:t xml:space="preserve">        </w:t>
       </w:r>
       <w:r>
         <w:rPr>
@@ -237,7 +259,7 @@
             <w:rStyle w:val="Hyperlink"/>
             <w:rFonts w:ascii="Times New Roman" w:hAnsi="Times New Roman" w:cs="Times New Roman"/>
           </w:rPr>
-          <w:t>vivekprakash.st@gmail.com</w:t>
+          <w:t>vivekprakashindia@gmail.com</w:t>
         </w:r>
       </w:hyperlink>
     </w:p>
@@ -295,6 +317,7 @@
         <w:tab/>
         <w:t xml:space="preserve"> </w:t>
       </w:r>
+      <w:proofErr w:type="gramStart"/>
       <w:r>
         <w:rPr>
           <w:rFonts w:ascii="Times New Roman" w:hAnsi="Times New Roman" w:cs="Times New Roman"/>
@@ -302,19 +325,24 @@
         <w:tab/>
         <w:t xml:space="preserve"> </w:t>
       </w:r>
-      <w:proofErr w:type="gramStart"/>
-      <w:r>
-        <w:rPr>
-          <w:rFonts w:ascii="Times New Roman" w:hAnsi="Times New Roman" w:cs="Times New Roman"/>
-        </w:rPr>
-        <w:t>Portfolio :</w:t>
+      <w:r>
+        <w:rPr>
+          <w:rFonts w:ascii="Times New Roman" w:hAnsi="Times New Roman" w:cs="Times New Roman"/>
+        </w:rPr>
+        <w:t xml:space="preserve"> </w:t>
+      </w:r>
+      <w:r>
+        <w:rPr>
+          <w:rFonts w:ascii="Times New Roman" w:hAnsi="Times New Roman" w:cs="Times New Roman"/>
+        </w:rPr>
+        <w:t>Portfolio</w:t>
       </w:r>
       <w:proofErr w:type="gramEnd"/>
       <w:r>
         <w:rPr>
           <w:rFonts w:ascii="Times New Roman" w:hAnsi="Times New Roman" w:cs="Times New Roman"/>
         </w:rPr>
-        <w:t xml:space="preserve"> </w:t>
+        <w:t xml:space="preserve">: </w:t>
       </w:r>
       <w:hyperlink r:id="rId10" w:history="1">
         <w:r>
@@ -664,8 +692,6 @@
         </w:rPr>
         <w:t>5</w:t>
       </w:r>
-      <w:bookmarkStart w:id="0" w:name="_GoBack"/>
-      <w:bookmarkEnd w:id="0"/>
       <w:r>
         <w:rPr>
           <w:rFonts w:ascii="Times New Roman" w:hAnsi="Times New Roman" w:cs="Times New Roman"/>
@@ -1702,13 +1728,23 @@
           <w:rFonts w:ascii="Times New Roman" w:hAnsi="Times New Roman"/>
           <w:b/>
           <w:bCs/>
-          <w:sz w:val="20"/>
-          <w:szCs w:val="20"/>
-        </w:rPr>
-        <w:t xml:space="preserve">| </w:t>
+          <w:color w:val="000000" w:themeColor="text1"/>
+          <w:sz w:val="20"/>
+          <w:szCs w:val="20"/>
+        </w:rPr>
+        <w:t>|</w:t>
+      </w:r>
+      <w:r>
+        <w:rPr>
+          <w:rFonts w:ascii="Times New Roman" w:hAnsi="Times New Roman"/>
+          <w:b/>
+          <w:bCs/>
+          <w:sz w:val="20"/>
+          <w:szCs w:val="20"/>
+        </w:rPr>
+        <w:t xml:space="preserve"> </w:t>
       </w:r>
       <w:hyperlink r:id="rId11" w:history="1">
-        <w:proofErr w:type="spellStart"/>
         <w:r>
           <w:rPr>
             <w:rStyle w:val="Hyperlink"/>
@@ -1718,13 +1754,14 @@
             <w:sz w:val="20"/>
             <w:szCs w:val="20"/>
           </w:rPr>
-          <w:t>MakeOver</w:t>
+          <w:t>E-bindle Services Private Limited</w:t>
         </w:r>
-        <w:proofErr w:type="spellEnd"/>
       </w:hyperlink>
       <w:r>
         <w:rPr>
-          <w:color w:val="000000" w:themeColor="text1"/>
+          <w:rFonts w:ascii="Times New Roman" w:hAnsi="Times New Roman"/>
+          <w:b/>
+          <w:bCs/>
           <w:sz w:val="20"/>
           <w:szCs w:val="20"/>
         </w:rPr>
@@ -1823,29 +1860,7 @@
           <w:sz w:val="20"/>
           <w:szCs w:val="20"/>
         </w:rPr>
-        <w:tab/>
-      </w:r>
-      <w:r>
-        <w:rPr>
-          <w:rFonts w:ascii="Times New Roman" w:hAnsi="Times New Roman"/>
-          <w:b/>
-          <w:bCs/>
-          <w:sz w:val="20"/>
-          <w:szCs w:val="20"/>
-        </w:rPr>
-        <w:tab/>
-        <w:t xml:space="preserve">  </w:t>
-      </w:r>
-      <w:r>
-        <w:rPr>
-          <w:rFonts w:ascii="Times New Roman" w:hAnsi="Times New Roman"/>
-          <w:b/>
-          <w:bCs/>
-          <w:sz w:val="20"/>
-          <w:szCs w:val="20"/>
-        </w:rPr>
-        <w:tab/>
-        <w:t xml:space="preserve">  </w:t>
+        <w:t xml:space="preserve">                </w:t>
       </w:r>
       <w:r>
         <w:rPr>
@@ -1905,11 +1920,109 @@
       <w:r>
         <w:rPr>
           <w:rFonts w:ascii="Times New Roman" w:eastAsia="Times New Roman" w:hAnsi="Times New Roman" w:cs="Times New Roman"/>
-          <w:bCs/>
-          <w:sz w:val="18"/>
-          <w:szCs w:val="18"/>
-        </w:rPr>
-        <w:t xml:space="preserve"> to deliver </w:t>
+          <w:b/>
+          <w:bCs/>
+          <w:sz w:val="18"/>
+          <w:szCs w:val="18"/>
+        </w:rPr>
+        <w:t xml:space="preserve"> </w:t>
+      </w:r>
+      <w:r>
+        <w:rPr>
+          <w:rFonts w:ascii="Times New Roman" w:eastAsia="Times New Roman" w:hAnsi="Times New Roman" w:cs="Times New Roman"/>
+          <w:bCs/>
+          <w:sz w:val="18"/>
+          <w:szCs w:val="18"/>
+        </w:rPr>
+        <w:t xml:space="preserve">of </w:t>
+      </w:r>
+      <w:hyperlink r:id="rId12" w:history="1">
+        <w:proofErr w:type="spellStart"/>
+        <w:r>
+          <w:rPr>
+            <w:rStyle w:val="Hyperlink"/>
+            <w:rFonts w:ascii="Times New Roman" w:eastAsia="Times New Roman" w:hAnsi="Times New Roman" w:cs="Times New Roman"/>
+            <w:b/>
+            <w:bCs/>
+            <w:sz w:val="18"/>
+            <w:szCs w:val="18"/>
+          </w:rPr>
+          <w:t>MakeOver</w:t>
+        </w:r>
+        <w:proofErr w:type="spellEnd"/>
+        <w:r>
+          <w:rPr>
+            <w:rStyle w:val="Hyperlink"/>
+            <w:rFonts w:ascii="Times New Roman" w:eastAsia="Times New Roman" w:hAnsi="Times New Roman" w:cs="Times New Roman"/>
+            <w:b/>
+            <w:bCs/>
+            <w:sz w:val="18"/>
+            <w:szCs w:val="18"/>
+          </w:rPr>
+          <w:t xml:space="preserve"> </w:t>
+        </w:r>
+        <w:proofErr w:type="spellStart"/>
+        <w:r>
+          <w:rPr>
+            <w:rStyle w:val="Hyperlink"/>
+            <w:rFonts w:ascii="Times New Roman" w:eastAsia="Times New Roman" w:hAnsi="Times New Roman" w:cs="Times New Roman"/>
+            <w:b/>
+            <w:bCs/>
+            <w:sz w:val="18"/>
+            <w:szCs w:val="18"/>
+          </w:rPr>
+          <w:t>Probuild</w:t>
+        </w:r>
+        <w:proofErr w:type="spellEnd"/>
+        <w:r>
+          <w:rPr>
+            <w:rStyle w:val="Hyperlink"/>
+            <w:rFonts w:ascii="Times New Roman" w:eastAsia="Times New Roman" w:hAnsi="Times New Roman" w:cs="Times New Roman"/>
+            <w:b/>
+            <w:bCs/>
+            <w:sz w:val="18"/>
+            <w:szCs w:val="18"/>
+          </w:rPr>
+          <w:t xml:space="preserve"> India</w:t>
+        </w:r>
+      </w:hyperlink>
+      <w:r>
+        <w:rPr>
+          <w:rFonts w:ascii="Times New Roman" w:eastAsia="Times New Roman" w:hAnsi="Times New Roman" w:cs="Times New Roman"/>
+          <w:b/>
+          <w:bCs/>
+          <w:sz w:val="18"/>
+          <w:szCs w:val="18"/>
+        </w:rPr>
+        <w:t xml:space="preserve">, </w:t>
+      </w:r>
+      <w:r>
+        <w:rPr>
+          <w:rFonts w:ascii="Times New Roman" w:eastAsia="Times New Roman" w:hAnsi="Times New Roman" w:cs="Times New Roman"/>
+          <w:bCs/>
+          <w:sz w:val="18"/>
+          <w:szCs w:val="18"/>
+        </w:rPr>
+        <w:t>a compressive beauty and salon service platform</w:t>
+      </w:r>
+      <w:r>
+        <w:rPr>
+          <w:rFonts w:ascii="Times New Roman" w:eastAsia="Times New Roman" w:hAnsi="Times New Roman" w:cs="Times New Roman"/>
+          <w:b/>
+          <w:bCs/>
+          <w:sz w:val="18"/>
+          <w:szCs w:val="18"/>
+        </w:rPr>
+        <w:t xml:space="preserve"> (available on Google Play), </w:t>
+      </w:r>
+      <w:r>
+        <w:rPr>
+          <w:rFonts w:ascii="Times New Roman" w:eastAsia="Times New Roman" w:hAnsi="Times New Roman" w:cs="Times New Roman"/>
+          <w:bCs/>
+          <w:sz w:val="18"/>
+          <w:szCs w:val="18"/>
+        </w:rPr>
+        <w:t xml:space="preserve">to deliver </w:t>
       </w:r>
       <w:r>
         <w:rPr>
@@ -2353,7 +2466,7 @@
         </w:rPr>
         <w:t xml:space="preserve">| </w:t>
       </w:r>
-      <w:hyperlink r:id="rId12" w:history="1">
+      <w:hyperlink r:id="rId13" w:history="1">
         <w:r>
           <w:rPr>
             <w:rStyle w:val="Hyperlink"/>
@@ -2924,7 +3037,7 @@
         </w:rPr>
         <w:t xml:space="preserve">| </w:t>
       </w:r>
-      <w:hyperlink r:id="rId13" w:history="1">
+      <w:hyperlink r:id="rId14" w:history="1">
         <w:r>
           <w:rPr>
             <w:rStyle w:val="Hyperlink"/>
@@ -3446,7 +3559,7 @@
           <w:szCs w:val="18"/>
         </w:rPr>
       </w:pPr>
-      <w:hyperlink r:id="rId14" w:history="1">
+      <w:hyperlink r:id="rId15" w:history="1">
         <w:proofErr w:type="spellStart"/>
         <w:r>
           <w:rPr>
@@ -3505,7 +3618,7 @@
         </w:rPr>
         <w:t xml:space="preserve"> </w:t>
       </w:r>
-      <w:hyperlink r:id="rId15" w:history="1">
+      <w:hyperlink r:id="rId16" w:history="1">
         <w:r>
           <w:rPr>
             <w:rStyle w:val="Hyperlink"/>
@@ -4082,7 +4195,7 @@
           <w:szCs w:val="18"/>
         </w:rPr>
       </w:pPr>
-      <w:hyperlink r:id="rId16" w:history="1">
+      <w:hyperlink r:id="rId17" w:history="1">
         <w:proofErr w:type="spellStart"/>
         <w:r>
           <w:rPr>
@@ -4119,7 +4232,7 @@
         </w:rPr>
         <w:t xml:space="preserve">| </w:t>
       </w:r>
-      <w:hyperlink r:id="rId17" w:history="1">
+      <w:hyperlink r:id="rId18" w:history="1">
         <w:r>
           <w:rPr>
             <w:rStyle w:val="Hyperlink"/>
@@ -4557,6 +4670,7 @@
           <w:sz w:val="18"/>
           <w:szCs w:val="18"/>
         </w:rPr>
+        <w:lastRenderedPageBreak/>
         <w:t xml:space="preserve">Impact: </w:t>
       </w:r>
       <w:r>
@@ -4687,7 +4801,7 @@
           <w:u w:val="single"/>
         </w:rPr>
       </w:pPr>
-      <w:hyperlink r:id="rId18" w:history="1">
+      <w:hyperlink r:id="rId19" w:history="1">
         <w:proofErr w:type="spellStart"/>
         <w:r>
           <w:rPr>
@@ -4735,7 +4849,7 @@
         </w:rPr>
         <w:t xml:space="preserve">| </w:t>
       </w:r>
-      <w:hyperlink r:id="rId19" w:history="1">
+      <w:hyperlink r:id="rId20" w:history="1">
         <w:r>
           <w:rPr>
             <w:rStyle w:val="Hyperlink"/>
@@ -5210,7 +5324,7 @@
           <w:szCs w:val="20"/>
         </w:rPr>
       </w:pPr>
-      <w:hyperlink r:id="rId20" w:history="1">
+      <w:hyperlink r:id="rId21" w:history="1">
         <w:r>
           <w:rPr>
             <w:rStyle w:val="Hyperlink"/>
@@ -5242,7 +5356,7 @@
         </w:rPr>
         <w:t xml:space="preserve">| </w:t>
       </w:r>
-      <w:hyperlink r:id="rId21" w:history="1">
+      <w:hyperlink r:id="rId22" w:history="1">
         <w:r>
           <w:rPr>
             <w:rStyle w:val="Hyperlink"/>
@@ -5711,7 +5825,7 @@
           <w:szCs w:val="20"/>
         </w:rPr>
       </w:pPr>
-      <w:hyperlink r:id="rId22" w:history="1">
+      <w:hyperlink r:id="rId23" w:history="1">
         <w:proofErr w:type="spellStart"/>
         <w:r>
           <w:rPr>
@@ -5737,7 +5851,7 @@
         </w:rPr>
         <w:t xml:space="preserve"> | </w:t>
       </w:r>
-      <w:hyperlink r:id="rId23" w:history="1">
+      <w:hyperlink r:id="rId24" w:history="1">
         <w:r>
           <w:rPr>
             <w:rStyle w:val="Hyperlink"/>
@@ -6239,7 +6353,7 @@
           <w:szCs w:val="20"/>
         </w:rPr>
       </w:pPr>
-      <w:hyperlink r:id="rId24" w:history="1">
+      <w:hyperlink r:id="rId25" w:history="1">
         <w:r>
           <w:rPr>
             <w:rStyle w:val="Hyperlink"/>
@@ -6332,7 +6446,7 @@
           <w:szCs w:val="20"/>
         </w:rPr>
       </w:pPr>
-      <w:hyperlink r:id="rId25" w:history="1">
+      <w:hyperlink r:id="rId26" w:history="1">
         <w:r>
           <w:rPr>
             <w:rStyle w:val="Hyperlink"/>
@@ -6417,7 +6531,7 @@
           <w:szCs w:val="20"/>
         </w:rPr>
       </w:pPr>
-      <w:hyperlink r:id="rId26" w:history="1">
+      <w:hyperlink r:id="rId27" w:history="1">
         <w:r>
           <w:rPr>
             <w:rStyle w:val="Hyperlink"/>
@@ -6536,7 +6650,7 @@
           <w:szCs w:val="20"/>
         </w:rPr>
       </w:pPr>
-      <w:hyperlink r:id="rId27" w:history="1">
+      <w:hyperlink r:id="rId28" w:history="1">
         <w:r>
           <w:rPr>
             <w:rStyle w:val="Hyperlink"/>
@@ -6619,7 +6733,7 @@
           <w:szCs w:val="20"/>
         </w:rPr>
       </w:pPr>
-      <w:hyperlink r:id="rId28" w:history="1">
+      <w:hyperlink r:id="rId29" w:history="1">
         <w:r>
           <w:rPr>
             <w:rStyle w:val="Hyperlink"/>
@@ -6768,7 +6882,7 @@
           <w:szCs w:val="20"/>
         </w:rPr>
       </w:pPr>
-      <w:hyperlink r:id="rId29" w:history="1">
+      <w:hyperlink r:id="rId30" w:history="1">
         <w:r>
           <w:rPr>
             <w:rStyle w:val="Hyperlink"/>
